--- a/Word Tables/Table_Sensitivity_Analysis_3.docx
+++ b/Word Tables/Table_Sensitivity_Analysis_3.docx
@@ -290,7 +290,7 @@
                 <w:rFonts w:ascii="Calibri" w:hAnsi="Calibri"/>
                 <w:sz w:val="20"/>
               </w:rPr>
-              <w:t xml:space="default">65</w:t>
+              <w:t xml:space="default">66</w:t>
             </w:r>
           </w:p>
         </w:tc>
@@ -343,7 +343,7 @@
                 <w:rFonts w:ascii="Calibri" w:hAnsi="Calibri"/>
                 <w:sz w:val="20"/>
               </w:rPr>
-              <w:t xml:space="default">80</w:t>
+              <w:t xml:space="default">82</w:t>
             </w:r>
           </w:p>
         </w:tc>
@@ -396,7 +396,7 @@
                 <w:rFonts w:ascii="Calibri" w:hAnsi="Calibri"/>
                 <w:sz w:val="20"/>
               </w:rPr>
-              <w:t xml:space="default">64</w:t>
+              <w:t xml:space="default">63</w:t>
             </w:r>
           </w:p>
         </w:tc>
@@ -449,7 +449,7 @@
                 <w:rFonts w:ascii="Calibri" w:hAnsi="Calibri"/>
                 <w:sz w:val="20"/>
               </w:rPr>
-              <w:t xml:space="default">84</w:t>
+              <w:t xml:space="default">82</w:t>
             </w:r>
           </w:p>
         </w:tc>
@@ -502,7 +502,7 @@
                 <w:rFonts w:ascii="Calibri" w:hAnsi="Calibri"/>
                 <w:sz w:val="20"/>
               </w:rPr>
-              <w:t xml:space="default">48.8%</w:t>
+              <w:t xml:space="default">50%</w:t>
             </w:r>
           </w:p>
         </w:tc>
@@ -525,7 +525,7 @@
                 <w:rFonts w:ascii="Calibri" w:hAnsi="Calibri"/>
                 <w:sz w:val="20"/>
               </w:rPr>
-              <w:t xml:space="preserve">Laterality-specified facial nerve injury (S04.51* or S04.52*) co-occurring with anatomically concordant wound (S01.1*, S01.3*, S01.4*, S01.5*, S01.81*) AND external cause code (W25–W27, W45, X99, Y28, V01–V99). Group 2 = Group 1 + CPT 64864 or 64865. External cause code completeness varies by institution and year. HCUP NASS 2016–2023. Weighted estimates use DISCWT.</w:t>
+              <w:t xml:space="preserve">Laterality-specified facial nerve injury (S04.51* or S04.52*) co-occurring with anatomically concordant wound (S01.1*, S01.3*, S01.4*, S01.5*, S01.81*) AND external cause code (W25–W27, W45, X99, Y28, V01–V99). Group 2 = Group 1 + CPT 64864, 64865, 64885, or 64886. External cause code completeness varies by institution and year. HCUP NASS 2016–2023. Weighted estimates use DISCWT.</w:t>
             </w:r>
           </w:p>
         </w:tc>

--- a/Word Tables/Table_Sensitivity_Analysis_3.docx
+++ b/Word Tables/Table_Sensitivity_Analysis_3.docx
@@ -184,7 +184,7 @@
                 <w:rFonts w:ascii="Calibri" w:hAnsi="Calibri"/>
                 <w:sz w:val="20"/>
               </w:rPr>
-              <w:t xml:space="default">129</w:t>
+              <w:t xml:space="default">126</w:t>
             </w:r>
           </w:p>
         </w:tc>
@@ -237,7 +237,7 @@
                 <w:rFonts w:ascii="Calibri" w:hAnsi="Calibri"/>
                 <w:sz w:val="20"/>
               </w:rPr>
-              <w:t xml:space="default">164</w:t>
+              <w:t xml:space="default">160</w:t>
             </w:r>
           </w:p>
         </w:tc>
@@ -396,7 +396,7 @@
                 <w:rFonts w:ascii="Calibri" w:hAnsi="Calibri"/>
                 <w:sz w:val="20"/>
               </w:rPr>
-              <w:t xml:space="default">63</w:t>
+              <w:t xml:space="default">60</w:t>
             </w:r>
           </w:p>
         </w:tc>
@@ -449,7 +449,7 @@
                 <w:rFonts w:ascii="Calibri" w:hAnsi="Calibri"/>
                 <w:sz w:val="20"/>
               </w:rPr>
-              <w:t xml:space="default">82</w:t>
+              <w:t xml:space="default">78</w:t>
             </w:r>
           </w:p>
         </w:tc>
@@ -502,7 +502,7 @@
                 <w:rFonts w:ascii="Calibri" w:hAnsi="Calibri"/>
                 <w:sz w:val="20"/>
               </w:rPr>
-              <w:t xml:space="default">50%</w:t>
+              <w:t xml:space="default">51.2%</w:t>
             </w:r>
           </w:p>
         </w:tc>
